--- a/pr-preview/pr-309/linear-algebra-projections-tracked-changes.docx
+++ b/pr-preview/pr-309/linear-algebra-projections-tracked-changes.docx
@@ -16,7 +16,7 @@
       </w:pPr>
       <w:del w:id="1" w:author="PR Preview" w:date="2026-01-01T00:00:00Z">
         <w:r>
-          <w:delText xml:space="preserve">Last modified: 2026-10-15 02:44:48 (PDT)</w:delText>
+          <w:delText xml:space="preserve">Last modified: 2026-10-15 04:45:51 (PDT)</w:delText>
         </w:r>
       </w:del>
     </w:p>
@@ -26,7 +26,7 @@
       </w:pPr>
       <w:ins w:id="2" w:author="PR Preview" w:date="2026-01-01T00:00:00Z">
         <w:r>
-          <w:t xml:space="preserve">Last modified: 2026-10-15 02:50:52 (PDT)</w:t>
+          <w:t xml:space="preserve">Last modified: 2026-10-15 05:32:53 (PDT)</w:t>
         </w:r>
       </w:ins>
     </w:p>
@@ -12226,7 +12226,7 @@
             <w:rPr>
               <w:rStyle w:val="Hyperlink"/>
             </w:rPr>
-            <w:t xml:space="preserve">Corollary 3 in Inner Products and Orthogonality</w:t>
+            <w:t xml:space="preserve">Corollary 4 in Inner Products and Orthogonality</w:t>
           </w:r>
         </w:ins>
       </w:hyperlink>

--- a/pr-preview/pr-309/linear-algebra-projections-tracked-changes.docx
+++ b/pr-preview/pr-309/linear-algebra-projections-tracked-changes.docx
@@ -16,7 +16,7 @@
       </w:pPr>
       <w:del w:id="1" w:author="PR Preview" w:date="2026-01-01T00:00:00Z">
         <w:r>
-          <w:delText xml:space="preserve">Last modified: 2026-10-15 04:45:51 (PDT)</w:delText>
+          <w:delText xml:space="preserve">Last modified: 2026-10-15 07:39:11 (PDT)</w:delText>
         </w:r>
       </w:del>
     </w:p>
@@ -26,7 +26,7 @@
       </w:pPr>
       <w:ins w:id="2" w:author="PR Preview" w:date="2026-01-01T00:00:00Z">
         <w:r>
-          <w:t xml:space="preserve">Last modified: 2026-10-15 05:32:53 (PDT)</w:t>
+          <w:t xml:space="preserve">Last modified: 2026-10-15 07:34:52 (PDT)</w:t>
         </w:r>
       </w:ins>
     </w:p>
@@ -11659,7 +11659,7 @@
             <w:rPr>
               <w:rStyle w:val="Hyperlink"/>
             </w:rPr>
-            <w:delText xml:space="preserve">Definition 11 in Inner Products and Orthogonality</w:delText>
+            <w:delText xml:space="preserve">Definition 10 in Inner Products and Orthogonality</w:delText>
           </w:r>
         </w:del>
       </w:hyperlink>
@@ -11679,7 +11679,7 @@
             <w:rPr>
               <w:rStyle w:val="Hyperlink"/>
             </w:rPr>
-            <w:delText xml:space="preserve">Corollary 2 in Inner Products and Orthogonality</w:delText>
+            <w:delText xml:space="preserve">Corollary 3 in Inner Products and Orthogonality</w:delText>
           </w:r>
         </w:del>
       </w:hyperlink>
@@ -59126,50 +59126,36 @@
       <w:pPr>
         <w:pStyle w:val="BodyText"/>
       </w:pPr>
-      <w:del w:id="101" w:author="PR Preview" w:date="2026-01-01T00:00:00Z">
-        <w:r>
-          <w:rPr>
-            <w:i/>
-            <w:iCs/>
-          </w:rPr>
-          <w:delText xml:space="preserve">Proof</w:delText>
-        </w:r>
-      </w:del>
-      <w:del w:id="102" w:author="PR Preview" w:date="2026-01-01T00:00:00Z">
-        <w:r>
-          <w:delText xml:space="preserve">. </w:delText>
-        </w:r>
-      </w:del>
-      <w:del w:id="103" w:author="PR Preview" w:date="2026-01-01T00:00:00Z">
-        <w:r>
-          <w:delText xml:space="preserve">The</w:delText>
-        </w:r>
-      </w:del>
-      <w:del w:id="104" w:author="PR Preview" w:date="2026-01-01T00:00:00Z">
-        <w:r>
-          <w:delText xml:space="preserve"> </w:delText>
-        </w:r>
-      </w:del>
+      <w:r>
+        <w:rPr>
+          <w:i/>
+          <w:iCs/>
+        </w:rPr>
+        <w:t xml:space="preserve">Proof</w:t>
+      </w:r>
+      <w:r>
+        <w:t xml:space="preserve">. </w:t>
+      </w:r>
+      <w:r>
+        <w:t xml:space="preserve">The</w:t>
+      </w:r>
+      <w:r>
+        <w:t xml:space="preserve"> </w:t>
+      </w:r>
       <m:oMath>
         <m:r>
           <m:t>n</m:t>
         </m:r>
       </m:oMath>
-      <w:del w:id="105" w:author="PR Preview" w:date="2026-01-01T00:00:00Z">
-        <w:r>
-          <w:delText xml:space="preserve"> </w:delText>
-        </w:r>
-      </w:del>
-      <w:del w:id="106" w:author="PR Preview" w:date="2026-01-01T00:00:00Z">
-        <w:r>
-          <w:delText xml:space="preserve">columns</w:delText>
-        </w:r>
-      </w:del>
-      <w:del w:id="107" w:author="PR Preview" w:date="2026-01-01T00:00:00Z">
-        <w:r>
-          <w:delText xml:space="preserve"> </w:delText>
-        </w:r>
-      </w:del>
+      <w:r>
+        <w:t xml:space="preserve"> </w:t>
+      </w:r>
+      <w:r>
+        <w:t xml:space="preserve">columns</w:t>
+      </w:r>
+      <w:r>
+        <w:t xml:space="preserve"> </w:t>
+      </w:r>
       <m:oMath>
         <m:sSub>
           <m:e>
@@ -59228,124 +59214,86 @@
           </m:sub>
         </m:sSub>
       </m:oMath>
-      <w:del w:id="108" w:author="PR Preview" w:date="2026-01-01T00:00:00Z">
+      <w:r>
+        <w:t xml:space="preserve"> </w:t>
+      </w:r>
+      <w:r>
+        <w:t xml:space="preserve">of</w:t>
+      </w:r>
+      <w:r>
+        <w:t xml:space="preserve"> </w:t>
+      </w:r>
+      <m:oMath>
+        <m:r>
+          <m:rPr>
+            <m:sty m:val="bi"/>
+          </m:rPr>
+          <m:t>A</m:t>
+        </m:r>
+      </m:oMath>
+      <w:r>
+        <w:t xml:space="preserve"> </w:t>
+      </w:r>
+      <w:r>
+        <w:t xml:space="preserve">are linearly independent</w:t>
+      </w:r>
+      <w:r>
+        <w:t xml:space="preserve"> </w:t>
+      </w:r>
+      <w:r>
+        <w:t xml:space="preserve">(</w:t>
+      </w:r>
+      <w:hyperlink r:id="rId120">
         <w:r>
-          <w:delText xml:space="preserve"> </w:delText>
+          <w:rPr>
+            <w:rStyle w:val="Hyperlink"/>
+          </w:rPr>
+          <w:t xml:space="preserve">Definition 3 in Subspaces and Rank</w:t>
         </w:r>
-      </w:del>
-      <w:del w:id="109" w:author="PR Preview" w:date="2026-01-01T00:00:00Z">
+      </w:hyperlink>
+      <w:r>
+        <w:t xml:space="preserve">),</w:t>
+      </w:r>
+      <w:r>
+        <w:t xml:space="preserve"> </w:t>
+      </w:r>
+      <w:r>
+        <w:t xml:space="preserve">so the Gram-Schmidt process (</w:t>
+      </w:r>
+      <w:hyperlink r:id="rId121">
         <w:r>
-          <w:delText xml:space="preserve">of</w:delText>
+          <w:rPr>
+            <w:rStyle w:val="Hyperlink"/>
+          </w:rPr>
+          <w:t xml:space="preserve">Definition 11 in Inner Products and Orthogonality</w:t>
         </w:r>
-      </w:del>
-      <w:del w:id="110" w:author="PR Preview" w:date="2026-01-01T00:00:00Z">
-        <w:r>
-          <w:delText xml:space="preserve"> </w:delText>
-        </w:r>
-      </w:del>
-      <m:oMath>
-        <m:r>
-          <m:rPr>
-            <m:sty m:val="bi"/>
-          </m:rPr>
-          <m:t>A</m:t>
-        </m:r>
-      </m:oMath>
-      <w:del w:id="111" w:author="PR Preview" w:date="2026-01-01T00:00:00Z">
-        <w:r>
-          <w:delText xml:space="preserve"> </w:delText>
-        </w:r>
-      </w:del>
-      <w:del w:id="112" w:author="PR Preview" w:date="2026-01-01T00:00:00Z">
-        <w:r>
-          <w:delText xml:space="preserve">are linearly independent</w:delText>
-        </w:r>
-      </w:del>
-      <w:del w:id="113" w:author="PR Preview" w:date="2026-01-01T00:00:00Z">
-        <w:r>
-          <w:delText xml:space="preserve"> </w:delText>
-        </w:r>
-      </w:del>
-      <w:del w:id="114" w:author="PR Preview" w:date="2026-01-01T00:00:00Z">
-        <w:r>
-          <w:delText xml:space="preserve">(</w:delText>
-        </w:r>
-      </w:del>
-      <w:hyperlink r:id="rId120">
-        <w:del w:id="115" w:author="PR Preview" w:date="2026-01-01T00:00:00Z">
-          <w:r>
-            <w:rPr>
-              <w:rStyle w:val="Hyperlink"/>
-            </w:rPr>
-            <w:delText xml:space="preserve">Definition 3 in Subspaces and Rank</w:delText>
-          </w:r>
-        </w:del>
       </w:hyperlink>
-      <w:del w:id="116" w:author="PR Preview" w:date="2026-01-01T00:00:00Z">
-        <w:r>
-          <w:delText xml:space="preserve">),</w:delText>
-        </w:r>
-      </w:del>
-      <w:del w:id="117" w:author="PR Preview" w:date="2026-01-01T00:00:00Z">
-        <w:r>
-          <w:delText xml:space="preserve"> </w:delText>
-        </w:r>
-      </w:del>
-      <w:del w:id="118" w:author="PR Preview" w:date="2026-01-01T00:00:00Z">
-        <w:r>
-          <w:delText xml:space="preserve">so the Gram-Schmidt process (</w:delText>
-        </w:r>
-      </w:del>
-      <w:hyperlink r:id="rId121">
-        <w:del w:id="119" w:author="PR Preview" w:date="2026-01-01T00:00:00Z">
-          <w:r>
-            <w:rPr>
-              <w:rStyle w:val="Hyperlink"/>
-            </w:rPr>
-            <w:delText xml:space="preserve">Definition 12 in Inner Products and Orthogonality</w:delText>
-          </w:r>
-        </w:del>
-      </w:hyperlink>
-      <w:del w:id="120" w:author="PR Preview" w:date="2026-01-01T00:00:00Z">
-        <w:r>
-          <w:delText xml:space="preserve">) runs all</w:delText>
-        </w:r>
-      </w:del>
-      <w:del w:id="121" w:author="PR Preview" w:date="2026-01-01T00:00:00Z">
-        <w:r>
-          <w:delText xml:space="preserve"> </w:delText>
-        </w:r>
-      </w:del>
+      <w:r>
+        <w:t xml:space="preserve">) runs all</w:t>
+      </w:r>
+      <w:r>
+        <w:t xml:space="preserve"> </w:t>
+      </w:r>
       <m:oMath>
         <m:r>
           <m:t>n</m:t>
         </m:r>
       </m:oMath>
-      <w:del w:id="122" w:author="PR Preview" w:date="2026-01-01T00:00:00Z">
-        <w:r>
-          <w:delText xml:space="preserve"> </w:delText>
-        </w:r>
-      </w:del>
-      <w:del w:id="123" w:author="PR Preview" w:date="2026-01-01T00:00:00Z">
-        <w:r>
-          <w:delText xml:space="preserve">steps</w:delText>
-        </w:r>
-      </w:del>
-      <w:del w:id="124" w:author="PR Preview" w:date="2026-01-01T00:00:00Z">
-        <w:r>
-          <w:delText xml:space="preserve"> </w:delText>
-        </w:r>
-      </w:del>
-      <w:del w:id="125" w:author="PR Preview" w:date="2026-01-01T00:00:00Z">
-        <w:r>
-          <w:delText xml:space="preserve">and gives orthonormal</w:delText>
-        </w:r>
-      </w:del>
-      <w:del w:id="126" w:author="PR Preview" w:date="2026-01-01T00:00:00Z">
-        <w:r>
-          <w:delText xml:space="preserve"> </w:delText>
-        </w:r>
-      </w:del>
+      <w:r>
+        <w:t xml:space="preserve"> </w:t>
+      </w:r>
+      <w:r>
+        <w:t xml:space="preserve">steps</w:t>
+      </w:r>
+      <w:r>
+        <w:t xml:space="preserve"> </w:t>
+      </w:r>
+      <w:r>
+        <w:t xml:space="preserve">and gives orthonormal</w:t>
+      </w:r>
+      <w:r>
+        <w:t xml:space="preserve"> </w:t>
+      </w:r>
       <m:oMath>
         <m:sSub>
           <m:e>
@@ -59404,46 +59352,32 @@
           </m:sub>
         </m:sSub>
       </m:oMath>
-      <w:del w:id="127" w:author="PR Preview" w:date="2026-01-01T00:00:00Z">
+      <w:r>
+        <w:t xml:space="preserve"> </w:t>
+      </w:r>
+      <w:r>
+        <w:t xml:space="preserve">(</w:t>
+      </w:r>
+      <w:hyperlink r:id="rId113">
         <w:r>
-          <w:delText xml:space="preserve"> </w:delText>
+          <w:rPr>
+            <w:rStyle w:val="Hyperlink"/>
+          </w:rPr>
+          <w:t xml:space="preserve">Theorem 10 in Inner Products and Orthogonality</w:t>
         </w:r>
-      </w:del>
-      <w:del w:id="128" w:author="PR Preview" w:date="2026-01-01T00:00:00Z">
-        <w:r>
-          <w:delText xml:space="preserve">(</w:delText>
-        </w:r>
-      </w:del>
-      <w:hyperlink r:id="rId113">
-        <w:del w:id="129" w:author="PR Preview" w:date="2026-01-01T00:00:00Z">
-          <w:r>
-            <w:rPr>
-              <w:rStyle w:val="Hyperlink"/>
-            </w:rPr>
-            <w:delText xml:space="preserve">Theorem 10 in Inner Products and Orthogonality</w:delText>
-          </w:r>
-        </w:del>
       </w:hyperlink>
-      <w:del w:id="130" w:author="PR Preview" w:date="2026-01-01T00:00:00Z">
-        <w:r>
-          <w:delText xml:space="preserve">, parts 1 and 3);</w:delText>
-        </w:r>
-      </w:del>
-      <w:del w:id="131" w:author="PR Preview" w:date="2026-01-01T00:00:00Z">
-        <w:r>
-          <w:delText xml:space="preserve"> </w:delText>
-        </w:r>
-      </w:del>
-      <w:del w:id="132" w:author="PR Preview" w:date="2026-01-01T00:00:00Z">
-        <w:r>
-          <w:delText xml:space="preserve">let</w:delText>
-        </w:r>
-      </w:del>
-      <w:del w:id="133" w:author="PR Preview" w:date="2026-01-01T00:00:00Z">
-        <w:r>
-          <w:delText xml:space="preserve"> </w:delText>
-        </w:r>
-      </w:del>
+      <w:r>
+        <w:t xml:space="preserve">, parts 1 and 3);</w:t>
+      </w:r>
+      <w:r>
+        <w:t xml:space="preserve"> </w:t>
+      </w:r>
+      <w:r>
+        <w:t xml:space="preserve">let</w:t>
+      </w:r>
+      <w:r>
+        <w:t xml:space="preserve"> </w:t>
+      </w:r>
       <m:oMath>
         <m:r>
           <m:rPr>
@@ -59452,46 +59386,32 @@
           <m:t>Q</m:t>
         </m:r>
       </m:oMath>
-      <w:del w:id="134" w:author="PR Preview" w:date="2026-01-01T00:00:00Z">
-        <w:r>
-          <w:delText xml:space="preserve"> </w:delText>
-        </w:r>
-      </w:del>
-      <w:del w:id="135" w:author="PR Preview" w:date="2026-01-01T00:00:00Z">
-        <w:r>
-          <w:delText xml:space="preserve">have these columns.</w:delText>
-        </w:r>
-      </w:del>
-      <w:del w:id="136" w:author="PR Preview" w:date="2026-01-01T00:00:00Z">
-        <w:r>
-          <w:delText xml:space="preserve"> </w:delText>
-        </w:r>
-      </w:del>
-      <w:del w:id="137" w:author="PR Preview" w:date="2026-01-01T00:00:00Z">
-        <w:r>
-          <w:delText xml:space="preserve">At step</w:delText>
-        </w:r>
-      </w:del>
-      <w:del w:id="138" w:author="PR Preview" w:date="2026-01-01T00:00:00Z">
-        <w:r>
-          <w:delText xml:space="preserve"> </w:delText>
-        </w:r>
-      </w:del>
+      <w:r>
+        <w:t xml:space="preserve"> </w:t>
+      </w:r>
+      <w:r>
+        <w:t xml:space="preserve">have these columns.</w:t>
+      </w:r>
+      <w:r>
+        <w:t xml:space="preserve"> </w:t>
+      </w:r>
+      <w:r>
+        <w:t xml:space="preserve">At step</w:t>
+      </w:r>
+      <w:r>
+        <w:t xml:space="preserve"> </w:t>
+      </w:r>
       <m:oMath>
         <m:r>
           <m:t>i</m:t>
         </m:r>
       </m:oMath>
-      <w:del w:id="139" w:author="PR Preview" w:date="2026-01-01T00:00:00Z">
-        <w:r>
-          <w:delText xml:space="preserve">,</w:delText>
-        </w:r>
-      </w:del>
-      <w:del w:id="140" w:author="PR Preview" w:date="2026-01-01T00:00:00Z">
-        <w:r>
-          <w:delText xml:space="preserve"> </w:delText>
-        </w:r>
-      </w:del>
+      <w:r>
+        <w:t xml:space="preserve">,</w:t>
+      </w:r>
+      <w:r>
+        <w:t xml:space="preserve"> </w:t>
+      </w:r>
       <m:oMath>
         <m:sSub>
           <m:e>
@@ -59536,431 +59456,9 @@
           </m:e>
         </m:acc>
       </m:oMath>
-      <w:del w:id="141" w:author="PR Preview" w:date="2026-01-01T00:00:00Z">
-        <w:r>
-          <w:delText xml:space="preserve">, and rearranging the orthogonalize step,</w:delText>
-        </w:r>
-      </w:del>
-    </w:p>
-    <w:p>
-      <w:pPr>
-        <w:pStyle w:val="BodyText"/>
-      </w:pPr>
-      <w:ins w:id="142" w:author="PR Preview" w:date="2026-01-01T00:00:00Z">
-        <w:r>
-          <w:rPr>
-            <w:i/>
-            <w:iCs/>
-          </w:rPr>
-          <w:t xml:space="preserve">Proof</w:t>
-        </w:r>
-      </w:ins>
-      <w:ins w:id="143" w:author="PR Preview" w:date="2026-01-01T00:00:00Z">
-        <w:r>
-          <w:t xml:space="preserve">. </w:t>
-        </w:r>
-      </w:ins>
-      <w:ins w:id="144" w:author="PR Preview" w:date="2026-01-01T00:00:00Z">
-        <w:r>
-          <w:t xml:space="preserve">The</w:t>
-        </w:r>
-      </w:ins>
-      <w:ins w:id="145" w:author="PR Preview" w:date="2026-01-01T00:00:00Z">
-        <w:r>
-          <w:t xml:space="preserve"> </w:t>
-        </w:r>
-      </w:ins>
-      <m:oMath>
-        <m:r>
-          <m:t>n</m:t>
-        </m:r>
-      </m:oMath>
-      <w:ins w:id="146" w:author="PR Preview" w:date="2026-01-01T00:00:00Z">
-        <w:r>
-          <w:t xml:space="preserve"> </w:t>
-        </w:r>
-      </w:ins>
-      <w:ins w:id="147" w:author="PR Preview" w:date="2026-01-01T00:00:00Z">
-        <w:r>
-          <w:t xml:space="preserve">columns</w:t>
-        </w:r>
-      </w:ins>
-      <w:ins w:id="148" w:author="PR Preview" w:date="2026-01-01T00:00:00Z">
-        <w:r>
-          <w:t xml:space="preserve"> </w:t>
-        </w:r>
-      </w:ins>
-      <m:oMath>
-        <m:sSub>
-          <m:e>
-            <m:acc>
-              <m:accPr>
-                <m:chr m:val="̃"/>
-              </m:accPr>
-              <m:e>
-                <m:r>
-                  <m:t>a</m:t>
-                </m:r>
-              </m:e>
-            </m:acc>
-          </m:e>
-          <m:sub>
-            <m:r>
-              <m:t>1</m:t>
-            </m:r>
-          </m:sub>
-        </m:sSub>
-        <m:r>
-          <m:rPr>
-            <m:sty m:val="p"/>
-          </m:rPr>
-          <m:t>,</m:t>
-        </m:r>
-        <m:r>
-          <m:rPr>
-            <m:sty m:val="p"/>
-          </m:rPr>
-          <m:t>…</m:t>
-        </m:r>
-        <m:r>
-          <m:rPr>
-            <m:sty m:val="p"/>
-          </m:rPr>
-          <m:t>,</m:t>
-        </m:r>
-        <m:sSub>
-          <m:e>
-            <m:acc>
-              <m:accPr>
-                <m:chr m:val="̃"/>
-              </m:accPr>
-              <m:e>
-                <m:r>
-                  <m:t>a</m:t>
-                </m:r>
-              </m:e>
-            </m:acc>
-          </m:e>
-          <m:sub>
-            <m:r>
-              <m:t>n</m:t>
-            </m:r>
-          </m:sub>
-        </m:sSub>
-      </m:oMath>
-      <w:ins w:id="149" w:author="PR Preview" w:date="2026-01-01T00:00:00Z">
-        <w:r>
-          <w:t xml:space="preserve"> </w:t>
-        </w:r>
-      </w:ins>
-      <w:ins w:id="150" w:author="PR Preview" w:date="2026-01-01T00:00:00Z">
-        <w:r>
-          <w:t xml:space="preserve">of</w:t>
-        </w:r>
-      </w:ins>
-      <w:ins w:id="151" w:author="PR Preview" w:date="2026-01-01T00:00:00Z">
-        <w:r>
-          <w:t xml:space="preserve"> </w:t>
-        </w:r>
-      </w:ins>
-      <m:oMath>
-        <m:r>
-          <m:rPr>
-            <m:sty m:val="bi"/>
-          </m:rPr>
-          <m:t>A</m:t>
-        </m:r>
-      </m:oMath>
-      <w:ins w:id="152" w:author="PR Preview" w:date="2026-01-01T00:00:00Z">
-        <w:r>
-          <w:t xml:space="preserve"> </w:t>
-        </w:r>
-      </w:ins>
-      <w:ins w:id="153" w:author="PR Preview" w:date="2026-01-01T00:00:00Z">
-        <w:r>
-          <w:t xml:space="preserve">are linearly independent</w:t>
-        </w:r>
-      </w:ins>
-      <w:ins w:id="154" w:author="PR Preview" w:date="2026-01-01T00:00:00Z">
-        <w:r>
-          <w:t xml:space="preserve"> </w:t>
-        </w:r>
-      </w:ins>
-      <w:ins w:id="155" w:author="PR Preview" w:date="2026-01-01T00:00:00Z">
-        <w:r>
-          <w:t xml:space="preserve">(</w:t>
-        </w:r>
-      </w:ins>
-      <w:hyperlink r:id="rId120">
-        <w:ins w:id="156" w:author="PR Preview" w:date="2026-01-01T00:00:00Z">
-          <w:r>
-            <w:rPr>
-              <w:rStyle w:val="Hyperlink"/>
-            </w:rPr>
-            <w:t xml:space="preserve">Definition 3 in Subspaces and Rank</w:t>
-          </w:r>
-        </w:ins>
-      </w:hyperlink>
-      <w:ins w:id="157" w:author="PR Preview" w:date="2026-01-01T00:00:00Z">
-        <w:r>
-          <w:t xml:space="preserve">),</w:t>
-        </w:r>
-      </w:ins>
-      <w:ins w:id="158" w:author="PR Preview" w:date="2026-01-01T00:00:00Z">
-        <w:r>
-          <w:t xml:space="preserve"> </w:t>
-        </w:r>
-      </w:ins>
-      <w:ins w:id="159" w:author="PR Preview" w:date="2026-01-01T00:00:00Z">
-        <w:r>
-          <w:t xml:space="preserve">so the Gram-Schmidt process (</w:t>
-        </w:r>
-      </w:ins>
-      <w:hyperlink r:id="rId121">
-        <w:ins w:id="160" w:author="PR Preview" w:date="2026-01-01T00:00:00Z">
-          <w:r>
-            <w:rPr>
-              <w:rStyle w:val="Hyperlink"/>
-            </w:rPr>
-            <w:t xml:space="preserve">Definition 11 in Inner Products and Orthogonality</w:t>
-          </w:r>
-        </w:ins>
-      </w:hyperlink>
-      <w:ins w:id="161" w:author="PR Preview" w:date="2026-01-01T00:00:00Z">
-        <w:r>
-          <w:t xml:space="preserve">) runs all</w:t>
-        </w:r>
-      </w:ins>
-      <w:ins w:id="162" w:author="PR Preview" w:date="2026-01-01T00:00:00Z">
-        <w:r>
-          <w:t xml:space="preserve"> </w:t>
-        </w:r>
-      </w:ins>
-      <m:oMath>
-        <m:r>
-          <m:t>n</m:t>
-        </m:r>
-      </m:oMath>
-      <w:ins w:id="163" w:author="PR Preview" w:date="2026-01-01T00:00:00Z">
-        <w:r>
-          <w:t xml:space="preserve"> </w:t>
-        </w:r>
-      </w:ins>
-      <w:ins w:id="164" w:author="PR Preview" w:date="2026-01-01T00:00:00Z">
-        <w:r>
-          <w:t xml:space="preserve">steps</w:t>
-        </w:r>
-      </w:ins>
-      <w:ins w:id="165" w:author="PR Preview" w:date="2026-01-01T00:00:00Z">
-        <w:r>
-          <w:t xml:space="preserve"> </w:t>
-        </w:r>
-      </w:ins>
-      <w:ins w:id="166" w:author="PR Preview" w:date="2026-01-01T00:00:00Z">
-        <w:r>
-          <w:t xml:space="preserve">and gives orthonormal</w:t>
-        </w:r>
-      </w:ins>
-      <w:ins w:id="167" w:author="PR Preview" w:date="2026-01-01T00:00:00Z">
-        <w:r>
-          <w:t xml:space="preserve"> </w:t>
-        </w:r>
-      </w:ins>
-      <m:oMath>
-        <m:sSub>
-          <m:e>
-            <m:acc>
-              <m:accPr>
-                <m:chr m:val="̃"/>
-              </m:accPr>
-              <m:e>
-                <m:r>
-                  <m:t>q</m:t>
-                </m:r>
-              </m:e>
-            </m:acc>
-          </m:e>
-          <m:sub>
-            <m:r>
-              <m:t>1</m:t>
-            </m:r>
-          </m:sub>
-        </m:sSub>
-        <m:r>
-          <m:rPr>
-            <m:sty m:val="p"/>
-          </m:rPr>
-          <m:t>,</m:t>
-        </m:r>
-        <m:r>
-          <m:rPr>
-            <m:sty m:val="p"/>
-          </m:rPr>
-          <m:t>…</m:t>
-        </m:r>
-        <m:r>
-          <m:rPr>
-            <m:sty m:val="p"/>
-          </m:rPr>
-          <m:t>,</m:t>
-        </m:r>
-        <m:sSub>
-          <m:e>
-            <m:acc>
-              <m:accPr>
-                <m:chr m:val="̃"/>
-              </m:accPr>
-              <m:e>
-                <m:r>
-                  <m:t>q</m:t>
-                </m:r>
-              </m:e>
-            </m:acc>
-          </m:e>
-          <m:sub>
-            <m:r>
-              <m:t>n</m:t>
-            </m:r>
-          </m:sub>
-        </m:sSub>
-      </m:oMath>
-      <w:ins w:id="168" w:author="PR Preview" w:date="2026-01-01T00:00:00Z">
-        <w:r>
-          <w:t xml:space="preserve"> </w:t>
-        </w:r>
-      </w:ins>
-      <w:ins w:id="169" w:author="PR Preview" w:date="2026-01-01T00:00:00Z">
-        <w:r>
-          <w:t xml:space="preserve">(</w:t>
-        </w:r>
-      </w:ins>
-      <w:hyperlink r:id="rId113">
-        <w:ins w:id="170" w:author="PR Preview" w:date="2026-01-01T00:00:00Z">
-          <w:r>
-            <w:rPr>
-              <w:rStyle w:val="Hyperlink"/>
-            </w:rPr>
-            <w:t xml:space="preserve">Theorem 10 in Inner Products and Orthogonality</w:t>
-          </w:r>
-        </w:ins>
-      </w:hyperlink>
-      <w:ins w:id="171" w:author="PR Preview" w:date="2026-01-01T00:00:00Z">
-        <w:r>
-          <w:t xml:space="preserve">, parts 1 and 3);</w:t>
-        </w:r>
-      </w:ins>
-      <w:ins w:id="172" w:author="PR Preview" w:date="2026-01-01T00:00:00Z">
-        <w:r>
-          <w:t xml:space="preserve"> </w:t>
-        </w:r>
-      </w:ins>
-      <w:ins w:id="173" w:author="PR Preview" w:date="2026-01-01T00:00:00Z">
-        <w:r>
-          <w:t xml:space="preserve">let</w:t>
-        </w:r>
-      </w:ins>
-      <w:ins w:id="174" w:author="PR Preview" w:date="2026-01-01T00:00:00Z">
-        <w:r>
-          <w:t xml:space="preserve"> </w:t>
-        </w:r>
-      </w:ins>
-      <m:oMath>
-        <m:r>
-          <m:rPr>
-            <m:sty m:val="bi"/>
-          </m:rPr>
-          <m:t>Q</m:t>
-        </m:r>
-      </m:oMath>
-      <w:ins w:id="175" w:author="PR Preview" w:date="2026-01-01T00:00:00Z">
-        <w:r>
-          <w:t xml:space="preserve"> </w:t>
-        </w:r>
-      </w:ins>
-      <w:ins w:id="176" w:author="PR Preview" w:date="2026-01-01T00:00:00Z">
-        <w:r>
-          <w:t xml:space="preserve">have these columns.</w:t>
-        </w:r>
-      </w:ins>
-      <w:ins w:id="177" w:author="PR Preview" w:date="2026-01-01T00:00:00Z">
-        <w:r>
-          <w:t xml:space="preserve"> </w:t>
-        </w:r>
-      </w:ins>
-      <w:ins w:id="178" w:author="PR Preview" w:date="2026-01-01T00:00:00Z">
-        <w:r>
-          <w:t xml:space="preserve">At step</w:t>
-        </w:r>
-      </w:ins>
-      <w:ins w:id="179" w:author="PR Preview" w:date="2026-01-01T00:00:00Z">
-        <w:r>
-          <w:t xml:space="preserve"> </w:t>
-        </w:r>
-      </w:ins>
-      <m:oMath>
-        <m:r>
-          <m:t>i</m:t>
-        </m:r>
-      </m:oMath>
-      <w:ins w:id="180" w:author="PR Preview" w:date="2026-01-01T00:00:00Z">
-        <w:r>
-          <w:t xml:space="preserve">,</w:t>
-        </w:r>
-      </w:ins>
-      <w:ins w:id="181" w:author="PR Preview" w:date="2026-01-01T00:00:00Z">
-        <w:r>
-          <w:t xml:space="preserve"> </w:t>
-        </w:r>
-      </w:ins>
-      <m:oMath>
-        <m:sSub>
-          <m:e>
-            <m:acc>
-              <m:accPr>
-                <m:chr m:val="̃"/>
-              </m:accPr>
-              <m:e>
-                <m:acc>
-                  <m:accPr>
-                    <m:chr m:val="̃"/>
-                  </m:accPr>
-                  <m:e>
-                    <m:r>
-                      <m:t>q</m:t>
-                    </m:r>
-                  </m:e>
-                </m:acc>
-              </m:e>
-            </m:acc>
-          </m:e>
-          <m:sub>
-            <m:r>
-              <m:t>i</m:t>
-            </m:r>
-          </m:sub>
-        </m:sSub>
-        <m:r>
-          <m:rPr>
-            <m:sty m:val="p"/>
-          </m:rPr>
-          <m:t>≠</m:t>
-        </m:r>
-        <m:acc>
-          <m:accPr>
-            <m:chr m:val="̃"/>
-          </m:accPr>
-          <m:e>
-            <m:r>
-              <m:t>0</m:t>
-            </m:r>
-          </m:e>
-        </m:acc>
-      </m:oMath>
-      <w:ins w:id="182" w:author="PR Preview" w:date="2026-01-01T00:00:00Z">
-        <w:r>
-          <w:t xml:space="preserve">, and rearranging the orthogonalize step,</w:t>
-        </w:r>
-      </w:ins>
+      <w:r>
+        <w:t xml:space="preserve">, and rearranging the orthogonalize step,</w:t>
+      </w:r>
     </w:p>
     <w:p>
       <w:pPr>
@@ -61684,30 +61182,22 @@
       <w:pPr>
         <w:pStyle w:val="BodyText"/>
       </w:pPr>
-      <w:del w:id="183" w:author="PR Preview" w:date="2026-01-01T00:00:00Z">
-        <w:r>
-          <w:rPr>
-            <w:b/>
-            <w:bCs/>
-          </w:rPr>
-          <w:delText xml:space="preserve">Example 25 (A QR factorization from Gram-Schmidt)</w:delText>
-        </w:r>
-      </w:del>
-      <w:del w:id="184" w:author="PR Preview" w:date="2026-01-01T00:00:00Z">
-        <w:r>
-          <w:delText xml:space="preserve"> </w:delText>
-        </w:r>
-      </w:del>
-      <w:del w:id="185" w:author="PR Preview" w:date="2026-01-01T00:00:00Z">
-        <w:r>
-          <w:delText xml:space="preserve">For</w:delText>
-        </w:r>
-      </w:del>
-      <w:del w:id="186" w:author="PR Preview" w:date="2026-01-01T00:00:00Z">
-        <w:r>
-          <w:delText xml:space="preserve"> </w:delText>
-        </w:r>
-      </w:del>
+      <w:r>
+        <w:rPr>
+          <w:b/>
+          <w:bCs/>
+        </w:rPr>
+        <w:t xml:space="preserve">Example 25 (A QR factorization from Gram-Schmidt)</w:t>
+      </w:r>
+      <w:r>
+        <w:t xml:space="preserve"> </w:t>
+      </w:r>
+      <w:r>
+        <w:t xml:space="preserve">For</w:t>
+      </w:r>
+      <w:r>
+        <w:t xml:space="preserve"> </w:t>
+      </w:r>
       <m:oMath>
         <m:r>
           <m:rPr>
@@ -61716,21 +61206,15 @@
           <m:t>A</m:t>
         </m:r>
       </m:oMath>
-      <w:del w:id="187" w:author="PR Preview" w:date="2026-01-01T00:00:00Z">
-        <w:r>
-          <w:delText xml:space="preserve"> </w:delText>
-        </w:r>
-      </w:del>
-      <w:del w:id="188" w:author="PR Preview" w:date="2026-01-01T00:00:00Z">
-        <w:r>
-          <w:delText xml:space="preserve">with columns</w:delText>
-        </w:r>
-      </w:del>
-      <w:del w:id="189" w:author="PR Preview" w:date="2026-01-01T00:00:00Z">
-        <w:r>
-          <w:delText xml:space="preserve"> </w:delText>
-        </w:r>
-      </w:del>
+      <w:r>
+        <w:t xml:space="preserve"> </w:t>
+      </w:r>
+      <w:r>
+        <w:t xml:space="preserve">with columns</w:t>
+      </w:r>
+      <w:r>
+        <w:t xml:space="preserve"> </w:t>
+      </w:r>
       <m:oMath>
         <m:sSub>
           <m:e>
@@ -61791,16 +61275,12 @@
           <m:t>)</m:t>
         </m:r>
       </m:oMath>
-      <w:del w:id="190" w:author="PR Preview" w:date="2026-01-01T00:00:00Z">
-        <w:r>
-          <w:delText xml:space="preserve">,</w:delText>
-        </w:r>
-      </w:del>
-      <w:del w:id="191" w:author="PR Preview" w:date="2026-01-01T00:00:00Z">
-        <w:r>
-          <w:delText xml:space="preserve"> </w:delText>
-        </w:r>
-      </w:del>
+      <w:r>
+        <w:t xml:space="preserve">,</w:t>
+      </w:r>
+      <w:r>
+        <w:t xml:space="preserve"> </w:t>
+      </w:r>
       <m:oMath>
         <m:sSub>
           <m:e>
@@ -61861,16 +61341,12 @@
           <m:t>)</m:t>
         </m:r>
       </m:oMath>
-      <w:del w:id="192" w:author="PR Preview" w:date="2026-01-01T00:00:00Z">
-        <w:r>
-          <w:delText xml:space="preserve">,</w:delText>
-        </w:r>
-      </w:del>
-      <w:del w:id="193" w:author="PR Preview" w:date="2026-01-01T00:00:00Z">
-        <w:r>
-          <w:delText xml:space="preserve"> </w:delText>
-        </w:r>
-      </w:del>
+      <w:r>
+        <w:t xml:space="preserve">,</w:t>
+      </w:r>
+      <w:r>
+        <w:t xml:space="preserve"> </w:t>
+      </w:r>
       <m:oMath>
         <m:sSub>
           <m:e>
@@ -61931,66 +61407,46 @@
           <m:t>)</m:t>
         </m:r>
       </m:oMath>
-      <w:del w:id="194" w:author="PR Preview" w:date="2026-01-01T00:00:00Z">
+      <w:r>
+        <w:t xml:space="preserve">,</w:t>
+      </w:r>
+      <w:r>
+        <w:t xml:space="preserve"> </w:t>
+      </w:r>
+      <w:hyperlink r:id="rId123">
         <w:r>
-          <w:delText xml:space="preserve">,</w:delText>
+          <w:rPr>
+            <w:rStyle w:val="Hyperlink"/>
+          </w:rPr>
+          <w:t xml:space="preserve">Example 21 in Inner Products and Orthogonality</w:t>
         </w:r>
-      </w:del>
-      <w:del w:id="195" w:author="PR Preview" w:date="2026-01-01T00:00:00Z">
+      </w:hyperlink>
+      <w:r>
+        <w:t xml:space="preserve"> </w:t>
+      </w:r>
+      <w:r>
+        <w:t xml:space="preserve">and</w:t>
+      </w:r>
+      <w:r>
+        <w:t xml:space="preserve"> </w:t>
+      </w:r>
+      <w:hyperlink r:id="rId124">
         <w:r>
-          <w:delText xml:space="preserve"> </w:delText>
+          <w:rPr>
+            <w:rStyle w:val="Hyperlink"/>
+          </w:rPr>
+          <w:t xml:space="preserve">Example 23 in Inner Products and Orthogonality</w:t>
         </w:r>
-      </w:del>
-      <w:hyperlink r:id="rId123">
-        <w:del w:id="196" w:author="PR Preview" w:date="2026-01-01T00:00:00Z">
-          <w:r>
-            <w:rPr>
-              <w:rStyle w:val="Hyperlink"/>
-            </w:rPr>
-            <w:delText xml:space="preserve">Example 22 in Inner Products and Orthogonality</w:delText>
-          </w:r>
-        </w:del>
       </w:hyperlink>
-      <w:del w:id="197" w:author="PR Preview" w:date="2026-01-01T00:00:00Z">
-        <w:r>
-          <w:delText xml:space="preserve"> </w:delText>
-        </w:r>
-      </w:del>
-      <w:del w:id="198" w:author="PR Preview" w:date="2026-01-01T00:00:00Z">
-        <w:r>
-          <w:delText xml:space="preserve">and</w:delText>
-        </w:r>
-      </w:del>
-      <w:del w:id="199" w:author="PR Preview" w:date="2026-01-01T00:00:00Z">
-        <w:r>
-          <w:delText xml:space="preserve"> </w:delText>
-        </w:r>
-      </w:del>
-      <w:hyperlink r:id="rId124">
-        <w:del w:id="200" w:author="PR Preview" w:date="2026-01-01T00:00:00Z">
-          <w:r>
-            <w:rPr>
-              <w:rStyle w:val="Hyperlink"/>
-            </w:rPr>
-            <w:delText xml:space="preserve">Example 24 in Inner Products and Orthogonality</w:delText>
-          </w:r>
-        </w:del>
-      </w:hyperlink>
-      <w:del w:id="201" w:author="PR Preview" w:date="2026-01-01T00:00:00Z">
-        <w:r>
-          <w:delText xml:space="preserve"> </w:delText>
-        </w:r>
-      </w:del>
-      <w:del w:id="202" w:author="PR Preview" w:date="2026-01-01T00:00:00Z">
-        <w:r>
-          <w:delText xml:space="preserve">found</w:delText>
-        </w:r>
-      </w:del>
-      <w:del w:id="203" w:author="PR Preview" w:date="2026-01-01T00:00:00Z">
-        <w:r>
-          <w:delText xml:space="preserve"> </w:delText>
-        </w:r>
-      </w:del>
+      <w:r>
+        <w:t xml:space="preserve"> </w:t>
+      </w:r>
+      <w:r>
+        <w:t xml:space="preserve">found</w:t>
+      </w:r>
+      <w:r>
+        <w:t xml:space="preserve"> </w:t>
+      </w:r>
       <m:oMath>
         <m:sSub>
           <m:e>
@@ -62077,16 +61533,12 @@
           <m:t>)</m:t>
         </m:r>
       </m:oMath>
-      <w:del w:id="204" w:author="PR Preview" w:date="2026-01-01T00:00:00Z">
-        <w:r>
-          <w:delText xml:space="preserve">,</w:delText>
-        </w:r>
-      </w:del>
-      <w:del w:id="205" w:author="PR Preview" w:date="2026-01-01T00:00:00Z">
-        <w:r>
-          <w:delText xml:space="preserve"> </w:delText>
-        </w:r>
-      </w:del>
+      <w:r>
+        <w:t xml:space="preserve">,</w:t>
+      </w:r>
+      <w:r>
+        <w:t xml:space="preserve"> </w:t>
+      </w:r>
       <m:oMath>
         <m:sSub>
           <m:e>
@@ -62179,16 +61631,12 @@
           <m:t>)</m:t>
         </m:r>
       </m:oMath>
-      <w:del w:id="206" w:author="PR Preview" w:date="2026-01-01T00:00:00Z">
-        <w:r>
-          <w:delText xml:space="preserve">,</w:delText>
-        </w:r>
-      </w:del>
-      <w:del w:id="207" w:author="PR Preview" w:date="2026-01-01T00:00:00Z">
-        <w:r>
-          <w:delText xml:space="preserve"> </w:delText>
-        </w:r>
-      </w:del>
+      <w:r>
+        <w:t xml:space="preserve">,</w:t>
+      </w:r>
+      <w:r>
+        <w:t xml:space="preserve"> </w:t>
+      </w:r>
       <m:oMath>
         <m:sSub>
           <m:e>
@@ -62281,26 +61729,18 @@
           <m:t>)</m:t>
         </m:r>
       </m:oMath>
-      <w:del w:id="208" w:author="PR Preview" w:date="2026-01-01T00:00:00Z">
-        <w:r>
-          <w:delText xml:space="preserve">,</w:delText>
-        </w:r>
-      </w:del>
-      <w:del w:id="209" w:author="PR Preview" w:date="2026-01-01T00:00:00Z">
-        <w:r>
-          <w:delText xml:space="preserve"> </w:delText>
-        </w:r>
-      </w:del>
-      <w:del w:id="210" w:author="PR Preview" w:date="2026-01-01T00:00:00Z">
-        <w:r>
-          <w:delText xml:space="preserve">with</w:delText>
-        </w:r>
-      </w:del>
-      <w:del w:id="211" w:author="PR Preview" w:date="2026-01-01T00:00:00Z">
-        <w:r>
-          <w:delText xml:space="preserve"> </w:delText>
-        </w:r>
-      </w:del>
+      <w:r>
+        <w:t xml:space="preserve">,</w:t>
+      </w:r>
+      <w:r>
+        <w:t xml:space="preserve"> </w:t>
+      </w:r>
+      <w:r>
+        <w:t xml:space="preserve">with</w:t>
+      </w:r>
+      <w:r>
+        <w:t xml:space="preserve"> </w:t>
+      </w:r>
       <m:oMath>
         <m:r>
           <m:t>​</m:t>
@@ -62362,16 +61802,12 @@
           </m:e>
         </m:rad>
       </m:oMath>
-      <w:del w:id="212" w:author="PR Preview" w:date="2026-01-01T00:00:00Z">
-        <w:r>
-          <w:delText xml:space="preserve">,</w:delText>
-        </w:r>
-      </w:del>
-      <w:del w:id="213" w:author="PR Preview" w:date="2026-01-01T00:00:00Z">
-        <w:r>
-          <w:delText xml:space="preserve"> </w:delText>
-        </w:r>
-      </w:del>
+      <w:r>
+        <w:t xml:space="preserve">,</w:t>
+      </w:r>
+      <w:r>
+        <w:t xml:space="preserve"> </w:t>
+      </w:r>
       <m:oMath>
         <m:r>
           <m:t>​</m:t>
@@ -62442,16 +61878,12 @@
           </m:e>
         </m:rad>
       </m:oMath>
-      <w:del w:id="214" w:author="PR Preview" w:date="2026-01-01T00:00:00Z">
-        <w:r>
-          <w:delText xml:space="preserve">,</w:delText>
-        </w:r>
-      </w:del>
-      <w:del w:id="215" w:author="PR Preview" w:date="2026-01-01T00:00:00Z">
-        <w:r>
-          <w:delText xml:space="preserve"> </w:delText>
-        </w:r>
-      </w:del>
+      <w:r>
+        <w:t xml:space="preserve">,</w:t>
+      </w:r>
+      <w:r>
+        <w:t xml:space="preserve"> </w:t>
+      </w:r>
       <m:oMath>
         <m:r>
           <m:t>​</m:t>
@@ -62522,859 +61954,9 @@
           </m:e>
         </m:rad>
       </m:oMath>
-      <w:del w:id="216" w:author="PR Preview" w:date="2026-01-01T00:00:00Z">
-        <w:r>
-          <w:delText xml:space="preserve">,</w:delText>
-        </w:r>
-      </w:del>
-    </w:p>
-    <w:p>
-      <w:pPr>
-        <w:pStyle w:val="BodyText"/>
-      </w:pPr>
-      <w:ins w:id="217" w:author="PR Preview" w:date="2026-01-01T00:00:00Z">
-        <w:r>
-          <w:rPr>
-            <w:b/>
-            <w:bCs/>
-          </w:rPr>
-          <w:t xml:space="preserve">Example 25 (A QR factorization from Gram-Schmidt)</w:t>
-        </w:r>
-      </w:ins>
-      <w:ins w:id="218" w:author="PR Preview" w:date="2026-01-01T00:00:00Z">
-        <w:r>
-          <w:t xml:space="preserve"> </w:t>
-        </w:r>
-      </w:ins>
-      <w:ins w:id="219" w:author="PR Preview" w:date="2026-01-01T00:00:00Z">
-        <w:r>
-          <w:t xml:space="preserve">For</w:t>
-        </w:r>
-      </w:ins>
-      <w:ins w:id="220" w:author="PR Preview" w:date="2026-01-01T00:00:00Z">
-        <w:r>
-          <w:t xml:space="preserve"> </w:t>
-        </w:r>
-      </w:ins>
-      <m:oMath>
-        <m:r>
-          <m:rPr>
-            <m:sty m:val="bi"/>
-          </m:rPr>
-          <m:t>A</m:t>
-        </m:r>
-      </m:oMath>
-      <w:ins w:id="221" w:author="PR Preview" w:date="2026-01-01T00:00:00Z">
-        <w:r>
-          <w:t xml:space="preserve"> </w:t>
-        </w:r>
-      </w:ins>
-      <w:ins w:id="222" w:author="PR Preview" w:date="2026-01-01T00:00:00Z">
-        <w:r>
-          <w:t xml:space="preserve">with columns</w:t>
-        </w:r>
-      </w:ins>
-      <w:ins w:id="223" w:author="PR Preview" w:date="2026-01-01T00:00:00Z">
-        <w:r>
-          <w:t xml:space="preserve"> </w:t>
-        </w:r>
-      </w:ins>
-      <m:oMath>
-        <m:sSub>
-          <m:e>
-            <m:acc>
-              <m:accPr>
-                <m:chr m:val="̃"/>
-              </m:accPr>
-              <m:e>
-                <m:r>
-                  <m:t>a</m:t>
-                </m:r>
-              </m:e>
-            </m:acc>
-          </m:e>
-          <m:sub>
-            <m:r>
-              <m:t>1</m:t>
-            </m:r>
-          </m:sub>
-        </m:sSub>
-        <m:r>
-          <m:rPr>
-            <m:sty m:val="p"/>
-          </m:rPr>
-          <m:t>=</m:t>
-        </m:r>
-        <m:r>
-          <m:rPr>
-            <m:sty m:val="p"/>
-          </m:rPr>
-          <m:t>(</m:t>
-        </m:r>
-        <m:r>
-          <m:t>1</m:t>
-        </m:r>
-        <m:r>
-          <m:rPr>
-            <m:sty m:val="p"/>
-          </m:rPr>
-          <m:t>,</m:t>
-        </m:r>
-        <m:r>
-          <m:t>1</m:t>
-        </m:r>
-        <m:r>
-          <m:rPr>
-            <m:sty m:val="p"/>
-          </m:rPr>
-          <m:t>,</m:t>
-        </m:r>
-        <m:r>
-          <m:t>0</m:t>
-        </m:r>
-        <m:r>
-          <m:rPr>
-            <m:sty m:val="p"/>
-          </m:rPr>
-          <m:t>)</m:t>
-        </m:r>
-      </m:oMath>
-      <w:ins w:id="224" w:author="PR Preview" w:date="2026-01-01T00:00:00Z">
-        <w:r>
-          <w:t xml:space="preserve">,</w:t>
-        </w:r>
-      </w:ins>
-      <w:ins w:id="225" w:author="PR Preview" w:date="2026-01-01T00:00:00Z">
-        <w:r>
-          <w:t xml:space="preserve"> </w:t>
-        </w:r>
-      </w:ins>
-      <m:oMath>
-        <m:sSub>
-          <m:e>
-            <m:acc>
-              <m:accPr>
-                <m:chr m:val="̃"/>
-              </m:accPr>
-              <m:e>
-                <m:r>
-                  <m:t>a</m:t>
-                </m:r>
-              </m:e>
-            </m:acc>
-          </m:e>
-          <m:sub>
-            <m:r>
-              <m:t>2</m:t>
-            </m:r>
-          </m:sub>
-        </m:sSub>
-        <m:r>
-          <m:rPr>
-            <m:sty m:val="p"/>
-          </m:rPr>
-          <m:t>=</m:t>
-        </m:r>
-        <m:r>
-          <m:rPr>
-            <m:sty m:val="p"/>
-          </m:rPr>
-          <m:t>(</m:t>
-        </m:r>
-        <m:r>
-          <m:t>1</m:t>
-        </m:r>
-        <m:r>
-          <m:rPr>
-            <m:sty m:val="p"/>
-          </m:rPr>
-          <m:t>,</m:t>
-        </m:r>
-        <m:r>
-          <m:t>0</m:t>
-        </m:r>
-        <m:r>
-          <m:rPr>
-            <m:sty m:val="p"/>
-          </m:rPr>
-          <m:t>,</m:t>
-        </m:r>
-        <m:r>
-          <m:t>1</m:t>
-        </m:r>
-        <m:r>
-          <m:rPr>
-            <m:sty m:val="p"/>
-          </m:rPr>
-          <m:t>)</m:t>
-        </m:r>
-      </m:oMath>
-      <w:ins w:id="226" w:author="PR Preview" w:date="2026-01-01T00:00:00Z">
-        <w:r>
-          <w:t xml:space="preserve">,</w:t>
-        </w:r>
-      </w:ins>
-      <w:ins w:id="227" w:author="PR Preview" w:date="2026-01-01T00:00:00Z">
-        <w:r>
-          <w:t xml:space="preserve"> </w:t>
-        </w:r>
-      </w:ins>
-      <m:oMath>
-        <m:sSub>
-          <m:e>
-            <m:acc>
-              <m:accPr>
-                <m:chr m:val="̃"/>
-              </m:accPr>
-              <m:e>
-                <m:r>
-                  <m:t>a</m:t>
-                </m:r>
-              </m:e>
-            </m:acc>
-          </m:e>
-          <m:sub>
-            <m:r>
-              <m:t>3</m:t>
-            </m:r>
-          </m:sub>
-        </m:sSub>
-        <m:r>
-          <m:rPr>
-            <m:sty m:val="p"/>
-          </m:rPr>
-          <m:t>=</m:t>
-        </m:r>
-        <m:r>
-          <m:rPr>
-            <m:sty m:val="p"/>
-          </m:rPr>
-          <m:t>(</m:t>
-        </m:r>
-        <m:r>
-          <m:t>0</m:t>
-        </m:r>
-        <m:r>
-          <m:rPr>
-            <m:sty m:val="p"/>
-          </m:rPr>
-          <m:t>,</m:t>
-        </m:r>
-        <m:r>
-          <m:t>1</m:t>
-        </m:r>
-        <m:r>
-          <m:rPr>
-            <m:sty m:val="p"/>
-          </m:rPr>
-          <m:t>,</m:t>
-        </m:r>
-        <m:r>
-          <m:t>1</m:t>
-        </m:r>
-        <m:r>
-          <m:rPr>
-            <m:sty m:val="p"/>
-          </m:rPr>
-          <m:t>)</m:t>
-        </m:r>
-      </m:oMath>
-      <w:ins w:id="228" w:author="PR Preview" w:date="2026-01-01T00:00:00Z">
-        <w:r>
-          <w:t xml:space="preserve">,</w:t>
-        </w:r>
-      </w:ins>
-      <w:ins w:id="229" w:author="PR Preview" w:date="2026-01-01T00:00:00Z">
-        <w:r>
-          <w:t xml:space="preserve"> </w:t>
-        </w:r>
-      </w:ins>
-      <w:hyperlink r:id="rId123">
-        <w:ins w:id="230" w:author="PR Preview" w:date="2026-01-01T00:00:00Z">
-          <w:r>
-            <w:rPr>
-              <w:rStyle w:val="Hyperlink"/>
-            </w:rPr>
-            <w:t xml:space="preserve">Example 21 in Inner Products and Orthogonality</w:t>
-          </w:r>
-        </w:ins>
-      </w:hyperlink>
-      <w:ins w:id="231" w:author="PR Preview" w:date="2026-01-01T00:00:00Z">
-        <w:r>
-          <w:t xml:space="preserve"> </w:t>
-        </w:r>
-      </w:ins>
-      <w:ins w:id="232" w:author="PR Preview" w:date="2026-01-01T00:00:00Z">
-        <w:r>
-          <w:t xml:space="preserve">and</w:t>
-        </w:r>
-      </w:ins>
-      <w:ins w:id="233" w:author="PR Preview" w:date="2026-01-01T00:00:00Z">
-        <w:r>
-          <w:t xml:space="preserve"> </w:t>
-        </w:r>
-      </w:ins>
-      <w:hyperlink r:id="rId124">
-        <w:ins w:id="234" w:author="PR Preview" w:date="2026-01-01T00:00:00Z">
-          <w:r>
-            <w:rPr>
-              <w:rStyle w:val="Hyperlink"/>
-            </w:rPr>
-            <w:t xml:space="preserve">Example 23 in Inner Products and Orthogonality</w:t>
-          </w:r>
-        </w:ins>
-      </w:hyperlink>
-      <w:ins w:id="235" w:author="PR Preview" w:date="2026-01-01T00:00:00Z">
-        <w:r>
-          <w:t xml:space="preserve"> </w:t>
-        </w:r>
-      </w:ins>
-      <w:ins w:id="236" w:author="PR Preview" w:date="2026-01-01T00:00:00Z">
-        <w:r>
-          <w:t xml:space="preserve">found</w:t>
-        </w:r>
-      </w:ins>
-      <w:ins w:id="237" w:author="PR Preview" w:date="2026-01-01T00:00:00Z">
-        <w:r>
-          <w:t xml:space="preserve"> </w:t>
-        </w:r>
-      </w:ins>
-      <m:oMath>
-        <m:sSub>
-          <m:e>
-            <m:acc>
-              <m:accPr>
-                <m:chr m:val="̃"/>
-              </m:accPr>
-              <m:e>
-                <m:r>
-                  <m:t>q</m:t>
-                </m:r>
-              </m:e>
-            </m:acc>
-          </m:e>
-          <m:sub>
-            <m:r>
-              <m:t>1</m:t>
-            </m:r>
-          </m:sub>
-        </m:sSub>
-        <m:r>
-          <m:rPr>
-            <m:sty m:val="p"/>
-          </m:rPr>
-          <m:t>=</m:t>
-        </m:r>
-        <m:f>
-          <m:fPr>
-            <m:type m:val="lin"/>
-          </m:fPr>
-          <m:num>
-            <m:r>
-              <m:t>1</m:t>
-            </m:r>
-          </m:num>
-          <m:den>
-            <m:rad>
-              <m:radPr>
-                <m:degHide m:val="on"/>
-              </m:radPr>
-              <m:deg/>
-              <m:e>
-                <m:r>
-                  <m:t>2</m:t>
-                </m:r>
-              </m:e>
-            </m:rad>
-          </m:den>
-        </m:f>
-        <m:r>
-          <m:t> </m:t>
-        </m:r>
-        <m:r>
-          <m:rPr>
-            <m:sty m:val="p"/>
-          </m:rPr>
-          <m:t>(</m:t>
-        </m:r>
-        <m:r>
-          <m:t>1</m:t>
-        </m:r>
-        <m:r>
-          <m:rPr>
-            <m:sty m:val="p"/>
-          </m:rPr>
-          <m:t>,</m:t>
-        </m:r>
-        <m:r>
-          <m:t>1</m:t>
-        </m:r>
-        <m:r>
-          <m:rPr>
-            <m:sty m:val="p"/>
-          </m:rPr>
-          <m:t>,</m:t>
-        </m:r>
-        <m:r>
-          <m:t>0</m:t>
-        </m:r>
-        <m:r>
-          <m:rPr>
-            <m:sty m:val="p"/>
-          </m:rPr>
-          <m:t>)</m:t>
-        </m:r>
-      </m:oMath>
-      <w:ins w:id="238" w:author="PR Preview" w:date="2026-01-01T00:00:00Z">
-        <w:r>
-          <w:t xml:space="preserve">,</w:t>
-        </w:r>
-      </w:ins>
-      <w:ins w:id="239" w:author="PR Preview" w:date="2026-01-01T00:00:00Z">
-        <w:r>
-          <w:t xml:space="preserve"> </w:t>
-        </w:r>
-      </w:ins>
-      <m:oMath>
-        <m:sSub>
-          <m:e>
-            <m:acc>
-              <m:accPr>
-                <m:chr m:val="̃"/>
-              </m:accPr>
-              <m:e>
-                <m:r>
-                  <m:t>q</m:t>
-                </m:r>
-              </m:e>
-            </m:acc>
-          </m:e>
-          <m:sub>
-            <m:r>
-              <m:t>2</m:t>
-            </m:r>
-          </m:sub>
-        </m:sSub>
-        <m:r>
-          <m:rPr>
-            <m:sty m:val="p"/>
-          </m:rPr>
-          <m:t>=</m:t>
-        </m:r>
-        <m:f>
-          <m:fPr>
-            <m:type m:val="lin"/>
-          </m:fPr>
-          <m:num>
-            <m:r>
-              <m:t>1</m:t>
-            </m:r>
-          </m:num>
-          <m:den>
-            <m:rad>
-              <m:radPr>
-                <m:degHide m:val="on"/>
-              </m:radPr>
-              <m:deg/>
-              <m:e>
-                <m:r>
-                  <m:t>6</m:t>
-                </m:r>
-              </m:e>
-            </m:rad>
-          </m:den>
-        </m:f>
-        <m:r>
-          <m:t> </m:t>
-        </m:r>
-        <m:r>
-          <m:rPr>
-            <m:sty m:val="p"/>
-          </m:rPr>
-          <m:t>(</m:t>
-        </m:r>
-        <m:r>
-          <m:t>1</m:t>
-        </m:r>
-        <m:r>
-          <m:rPr>
-            <m:sty m:val="p"/>
-          </m:rPr>
-          <m:t>,</m:t>
-        </m:r>
-        <m:r>
-          <m:rPr>
-            <m:sty m:val="p"/>
-          </m:rPr>
-          <m:t>−</m:t>
-        </m:r>
-        <m:r>
-          <m:t>1</m:t>
-        </m:r>
-        <m:r>
-          <m:rPr>
-            <m:sty m:val="p"/>
-          </m:rPr>
-          <m:t>,</m:t>
-        </m:r>
-        <m:r>
-          <m:t>2</m:t>
-        </m:r>
-        <m:r>
-          <m:rPr>
-            <m:sty m:val="p"/>
-          </m:rPr>
-          <m:t>)</m:t>
-        </m:r>
-      </m:oMath>
-      <w:ins w:id="240" w:author="PR Preview" w:date="2026-01-01T00:00:00Z">
-        <w:r>
-          <w:t xml:space="preserve">,</w:t>
-        </w:r>
-      </w:ins>
-      <w:ins w:id="241" w:author="PR Preview" w:date="2026-01-01T00:00:00Z">
-        <w:r>
-          <w:t xml:space="preserve"> </w:t>
-        </w:r>
-      </w:ins>
-      <m:oMath>
-        <m:sSub>
-          <m:e>
-            <m:acc>
-              <m:accPr>
-                <m:chr m:val="̃"/>
-              </m:accPr>
-              <m:e>
-                <m:r>
-                  <m:t>q</m:t>
-                </m:r>
-              </m:e>
-            </m:acc>
-          </m:e>
-          <m:sub>
-            <m:r>
-              <m:t>3</m:t>
-            </m:r>
-          </m:sub>
-        </m:sSub>
-        <m:r>
-          <m:rPr>
-            <m:sty m:val="p"/>
-          </m:rPr>
-          <m:t>=</m:t>
-        </m:r>
-        <m:f>
-          <m:fPr>
-            <m:type m:val="lin"/>
-          </m:fPr>
-          <m:num>
-            <m:r>
-              <m:t>1</m:t>
-            </m:r>
-          </m:num>
-          <m:den>
-            <m:rad>
-              <m:radPr>
-                <m:degHide m:val="on"/>
-              </m:radPr>
-              <m:deg/>
-              <m:e>
-                <m:r>
-                  <m:t>3</m:t>
-                </m:r>
-              </m:e>
-            </m:rad>
-          </m:den>
-        </m:f>
-        <m:r>
-          <m:t> </m:t>
-        </m:r>
-        <m:r>
-          <m:rPr>
-            <m:sty m:val="p"/>
-          </m:rPr>
-          <m:t>(</m:t>
-        </m:r>
-        <m:r>
-          <m:rPr>
-            <m:sty m:val="p"/>
-          </m:rPr>
-          <m:t>−</m:t>
-        </m:r>
-        <m:r>
-          <m:t>1</m:t>
-        </m:r>
-        <m:r>
-          <m:rPr>
-            <m:sty m:val="p"/>
-          </m:rPr>
-          <m:t>,</m:t>
-        </m:r>
-        <m:r>
-          <m:t>1</m:t>
-        </m:r>
-        <m:r>
-          <m:rPr>
-            <m:sty m:val="p"/>
-          </m:rPr>
-          <m:t>,</m:t>
-        </m:r>
-        <m:r>
-          <m:t>1</m:t>
-        </m:r>
-        <m:r>
-          <m:rPr>
-            <m:sty m:val="p"/>
-          </m:rPr>
-          <m:t>)</m:t>
-        </m:r>
-      </m:oMath>
-      <w:ins w:id="242" w:author="PR Preview" w:date="2026-01-01T00:00:00Z">
-        <w:r>
-          <w:t xml:space="preserve">,</w:t>
-        </w:r>
-      </w:ins>
-      <w:ins w:id="243" w:author="PR Preview" w:date="2026-01-01T00:00:00Z">
-        <w:r>
-          <w:t xml:space="preserve"> </w:t>
-        </w:r>
-      </w:ins>
-      <w:ins w:id="244" w:author="PR Preview" w:date="2026-01-01T00:00:00Z">
-        <w:r>
-          <w:t xml:space="preserve">with</w:t>
-        </w:r>
-      </w:ins>
-      <w:ins w:id="245" w:author="PR Preview" w:date="2026-01-01T00:00:00Z">
-        <w:r>
-          <w:t xml:space="preserve"> </w:t>
-        </w:r>
-      </w:ins>
-      <m:oMath>
-        <m:r>
-          <m:t>​</m:t>
-        </m:r>
-        <m:d>
-          <m:dPr>
-            <m:begChr m:val="∥"/>
-            <m:sepChr m:val=""/>
-            <m:endChr m:val="∥"/>
-            <m:grow/>
-          </m:dPr>
-          <m:e>
-            <m:sSub>
-              <m:e>
-                <m:acc>
-                  <m:accPr>
-                    <m:chr m:val="̃"/>
-                  </m:accPr>
-                  <m:e>
-                    <m:acc>
-                      <m:accPr>
-                        <m:chr m:val="̃"/>
-                      </m:accPr>
-                      <m:e>
-                        <m:r>
-                          <m:t>q</m:t>
-                        </m:r>
-                      </m:e>
-                    </m:acc>
-                  </m:e>
-                </m:acc>
-              </m:e>
-              <m:sub>
-                <m:r>
-                  <m:t>1</m:t>
-                </m:r>
-              </m:sub>
-            </m:sSub>
-          </m:e>
-        </m:d>
-        <m:r>
-          <m:t>​</m:t>
-        </m:r>
-        <m:r>
-          <m:rPr>
-            <m:sty m:val="p"/>
-          </m:rPr>
-          <m:t>=</m:t>
-        </m:r>
-        <m:rad>
-          <m:radPr>
-            <m:degHide m:val="on"/>
-          </m:radPr>
-          <m:deg/>
-          <m:e>
-            <m:r>
-              <m:t>2</m:t>
-            </m:r>
-          </m:e>
-        </m:rad>
-      </m:oMath>
-      <w:ins w:id="246" w:author="PR Preview" w:date="2026-01-01T00:00:00Z">
-        <w:r>
-          <w:t xml:space="preserve">,</w:t>
-        </w:r>
-      </w:ins>
-      <w:ins w:id="247" w:author="PR Preview" w:date="2026-01-01T00:00:00Z">
-        <w:r>
-          <w:t xml:space="preserve"> </w:t>
-        </w:r>
-      </w:ins>
-      <m:oMath>
-        <m:r>
-          <m:t>​</m:t>
-        </m:r>
-        <m:d>
-          <m:dPr>
-            <m:begChr m:val="∥"/>
-            <m:sepChr m:val=""/>
-            <m:endChr m:val="∥"/>
-            <m:grow/>
-          </m:dPr>
-          <m:e>
-            <m:sSub>
-              <m:e>
-                <m:acc>
-                  <m:accPr>
-                    <m:chr m:val="̃"/>
-                  </m:accPr>
-                  <m:e>
-                    <m:acc>
-                      <m:accPr>
-                        <m:chr m:val="̃"/>
-                      </m:accPr>
-                      <m:e>
-                        <m:r>
-                          <m:t>q</m:t>
-                        </m:r>
-                      </m:e>
-                    </m:acc>
-                  </m:e>
-                </m:acc>
-              </m:e>
-              <m:sub>
-                <m:r>
-                  <m:t>2</m:t>
-                </m:r>
-              </m:sub>
-            </m:sSub>
-          </m:e>
-        </m:d>
-        <m:r>
-          <m:t>​</m:t>
-        </m:r>
-        <m:r>
-          <m:rPr>
-            <m:sty m:val="p"/>
-          </m:rPr>
-          <m:t>=</m:t>
-        </m:r>
-        <m:rad>
-          <m:radPr>
-            <m:degHide m:val="on"/>
-          </m:radPr>
-          <m:deg/>
-          <m:e>
-            <m:r>
-              <m:t>3</m:t>
-            </m:r>
-            <m:r>
-              <m:rPr>
-                <m:sty m:val="p"/>
-              </m:rPr>
-              <m:t>/</m:t>
-            </m:r>
-            <m:r>
-              <m:t>2</m:t>
-            </m:r>
-          </m:e>
-        </m:rad>
-      </m:oMath>
-      <w:ins w:id="248" w:author="PR Preview" w:date="2026-01-01T00:00:00Z">
-        <w:r>
-          <w:t xml:space="preserve">,</w:t>
-        </w:r>
-      </w:ins>
-      <w:ins w:id="249" w:author="PR Preview" w:date="2026-01-01T00:00:00Z">
-        <w:r>
-          <w:t xml:space="preserve"> </w:t>
-        </w:r>
-      </w:ins>
-      <m:oMath>
-        <m:r>
-          <m:t>​</m:t>
-        </m:r>
-        <m:d>
-          <m:dPr>
-            <m:begChr m:val="∥"/>
-            <m:sepChr m:val=""/>
-            <m:endChr m:val="∥"/>
-            <m:grow/>
-          </m:dPr>
-          <m:e>
-            <m:sSub>
-              <m:e>
-                <m:acc>
-                  <m:accPr>
-                    <m:chr m:val="̃"/>
-                  </m:accPr>
-                  <m:e>
-                    <m:acc>
-                      <m:accPr>
-                        <m:chr m:val="̃"/>
-                      </m:accPr>
-                      <m:e>
-                        <m:r>
-                          <m:t>q</m:t>
-                        </m:r>
-                      </m:e>
-                    </m:acc>
-                  </m:e>
-                </m:acc>
-              </m:e>
-              <m:sub>
-                <m:r>
-                  <m:t>3</m:t>
-                </m:r>
-              </m:sub>
-            </m:sSub>
-          </m:e>
-        </m:d>
-        <m:r>
-          <m:t>​</m:t>
-        </m:r>
-        <m:r>
-          <m:rPr>
-            <m:sty m:val="p"/>
-          </m:rPr>
-          <m:t>=</m:t>
-        </m:r>
-        <m:r>
-          <m:t>2</m:t>
-        </m:r>
-        <m:r>
-          <m:rPr>
-            <m:sty m:val="p"/>
-          </m:rPr>
-          <m:t>/</m:t>
-        </m:r>
-        <m:rad>
-          <m:radPr>
-            <m:degHide m:val="on"/>
-          </m:radPr>
-          <m:deg/>
-          <m:e>
-            <m:r>
-              <m:t>3</m:t>
-            </m:r>
-          </m:e>
-        </m:rad>
-      </m:oMath>
-      <w:ins w:id="250" w:author="PR Preview" w:date="2026-01-01T00:00:00Z">
-        <w:r>
-          <w:t xml:space="preserve">,</w:t>
-        </w:r>
-      </w:ins>
+      <w:r>
+        <w:t xml:space="preserve">,</w:t>
+      </w:r>
     </w:p>
     <w:p>
       <w:pPr>
